--- a/policies/build/masters_hco/HCO.FMS.3_v2_master.docx
+++ b/policies/build/masters_hco/HCO.FMS.3_v2_master.docx
@@ -773,7 +773,7 @@
           <w:sz w:val="22"/>
           <w:szCs w:val="22"/>
         </w:rPr>
-        <w:t xml:space="preserve">Boundaries: do not copy SHCO equivalent-chapter wording. Do not overwrite HCO AAC, COP, MOM, PRE, IPC, PSQ or ROM policies. Spell out abbreviations on first use in training materials. OE counts/levels/asterisks stay with the official portal Standards PDF. Method notes come from the Guidebook Interpretation paragraphs (scanned PDF md5 2c4489ee98de4ae9b49cba168ea9f42a).</w:t>
+        <w:t xml:space="preserve">Boundaries: do not overwrite HCO AAC, COP, MOM, PRE, IPC, PSQ or ROM policies. Spell out abbreviations on first use in training materials. OE counts/levels/asterisks stay with the official portal Standards PDF. Method notes come from the Guidebook Interpretation paragraphs (scanned PDF md5 2c4489ee98de4ae9b49cba168ea9f42a).</w:t>
       </w:r>
     </w:p>
     <w:p>
@@ -827,7 +827,7 @@
           <w:sz w:val="22"/>
           <w:szCs w:val="22"/>
         </w:rPr>
-        <w:t xml:space="preserve">1. Do not skip: Operational planning identifies areas which need to have extra security and describes access to different a...</w:t>
+        <w:t xml:space="preserve">1. Do not skip: Operational planning identifies areas which need to have extra security and describes access to different...</w:t>
       </w:r>
     </w:p>
     <w:p>
@@ -839,7 +839,7 @@
           <w:sz w:val="22"/>
           <w:szCs w:val="22"/>
         </w:rPr>
-        <w:t xml:space="preserve">2. Do not skip: Patient safety aspects in terms of structural safety of hospitals, especially of critical areas are conside...</w:t>
+        <w:t xml:space="preserve">2. Do not skip: Patient safety aspects in terms of structural safety of hospitals, especially of critical areas are...</w:t>
       </w:r>
     </w:p>
     <w:p>
@@ -863,7 +863,7 @@
           <w:sz w:val="22"/>
           <w:szCs w:val="22"/>
         </w:rPr>
-        <w:t xml:space="preserve">4. Do not skip: There is a procedure which addresses the identification and disposal of material(s) not in use in the organ...</w:t>
+        <w:t xml:space="preserve">4. Do not skip: There is a procedure which addresses the identification and disposal of material(s) not in use in the...</w:t>
       </w:r>
     </w:p>
     <w:p>
@@ -929,7 +929,7 @@
         <w:spacing w:after="100" w:before="220"/>
       </w:pPr>
       <w:r>
-        <w:t xml:space="preserve">5.1 Operational planning identifies areas which need to have extra securi...</w:t>
+        <w:t xml:space="preserve">5.1 Operational planning identifies areas which need to have extra security...</w:t>
       </w:r>
     </w:p>
     <w:p>
@@ -986,7 +986,7 @@
         <w:spacing w:after="100" w:before="220"/>
       </w:pPr>
       <w:r>
-        <w:t xml:space="preserve">5.2 Patient safety aspects in terms of structural safety of hospitals, es...</w:t>
+        <w:t xml:space="preserve">5.2 Patient safety aspects in terms of structural safety of hospitals...</w:t>
       </w:r>
     </w:p>
     <w:p>
@@ -1076,7 +1076,7 @@
         <w:spacing w:after="100" w:before="220"/>
       </w:pPr>
       <w:r>
-        <w:t xml:space="preserve">5.4 There is a procedure which addresses the identification and disposal ...</w:t>
+        <w:t xml:space="preserve">5.4 There is a procedure which addresses the identification and disposal of...</w:t>
       </w:r>
     </w:p>
     <w:p>
@@ -1121,7 +1121,7 @@
         <w:spacing w:after="100" w:before="220"/>
       </w:pPr>
       <w:r>
-        <w:t xml:space="preserve">5.5 Hazardous materials are identified and used safely within the organis...</w:t>
+        <w:t xml:space="preserve">5.5 Hazardous materials are identified and used safely within the...</w:t>
       </w:r>
     </w:p>
     <w:p>
@@ -1293,6 +1293,20 @@
       </w:pPr>
       <w:r>
         <w:t xml:space="preserve">7. Governance and responsibility</w:t>
+      </w:r>
+    </w:p>
+    <w:p>
+      <w:pPr>
+        <w:spacing w:after="20" w:before="100"/>
+      </w:pPr>
+      <w:r>
+        <w:rPr>
+          <w:b/>
+          <w:bCs/>
+          <w:sz w:val="22"/>
+          <w:szCs w:val="22"/>
+        </w:rPr>
+        <w:t xml:space="preserve">Medical Superintendent</w:t>
       </w:r>
     </w:p>
     <w:p>
@@ -1309,7 +1323,21 @@
           <w:sz w:val="22"/>
           <w:szCs w:val="22"/>
         </w:rPr>
-        <w:t xml:space="preserve">Medical Superintendent</w:t>
+        <w:t xml:space="preserve">Accountable that FMS.3 is resourced and followed.</w:t>
+      </w:r>
+    </w:p>
+    <w:p>
+      <w:pPr>
+        <w:spacing w:after="20" w:before="100"/>
+      </w:pPr>
+      <w:r>
+        <w:rPr>
+          <w:b/>
+          <w:bCs/>
+          <w:sz w:val="22"/>
+          <w:szCs w:val="22"/>
+        </w:rPr>
+        <w:t xml:space="preserve">Engineering In-Charge</w:t>
       </w:r>
     </w:p>
     <w:p>
@@ -1326,7 +1354,21 @@
           <w:sz w:val="22"/>
           <w:szCs w:val="22"/>
         </w:rPr>
-        <w:t xml:space="preserve">Accountable that FMS.3 is resourced and followed.</w:t>
+        <w:t xml:space="preserve">Owns day-to-day implementation and records for this standard.</w:t>
+      </w:r>
+    </w:p>
+    <w:p>
+      <w:pPr>
+        <w:spacing w:after="20" w:before="100"/>
+      </w:pPr>
+      <w:r>
+        <w:rPr>
+          <w:b/>
+          <w:bCs/>
+          <w:sz w:val="22"/>
+          <w:szCs w:val="22"/>
+        </w:rPr>
+        <w:t xml:space="preserve">Quality Coordinator</w:t>
       </w:r>
     </w:p>
     <w:p>
@@ -1343,7 +1385,21 @@
           <w:sz w:val="22"/>
           <w:szCs w:val="22"/>
         </w:rPr>
-        <w:t xml:space="preserve">Engineering In-Charge</w:t>
+        <w:t xml:space="preserve">Audits this policy «quarterly»; holds training acknowledgements.</w:t>
+      </w:r>
+    </w:p>
+    <w:p>
+      <w:pPr>
+        <w:spacing w:after="20" w:before="100"/>
+      </w:pPr>
+      <w:r>
+        <w:rPr>
+          <w:b/>
+          <w:bCs/>
+          <w:sz w:val="22"/>
+          <w:szCs w:val="22"/>
+        </w:rPr>
+        <w:t xml:space="preserve">departmental leaders</w:t>
       </w:r>
     </w:p>
     <w:p>
@@ -1360,7 +1416,28 @@
           <w:sz w:val="22"/>
           <w:szCs w:val="22"/>
         </w:rPr>
-        <w:t xml:space="preserve">Owns day-to-day implementation and records for this standard.</w:t>
+        <w:t xml:space="preserve">Run the department-level duties this standard names.</w:t>
+      </w:r>
+    </w:p>
+    <w:p>
+      <w:pPr>
+        <w:pStyle w:val="Heading1"/>
+        <w:spacing w:after="120" w:before="280"/>
+      </w:pPr>
+      <w:r>
+        <w:t xml:space="preserve">8. Quality monitoring (RCA → CAPA)</w:t>
+      </w:r>
+    </w:p>
+    <w:p>
+      <w:pPr>
+        <w:spacing w:after="140"/>
+      </w:pPr>
+      <w:r>
+        <w:rPr>
+          <w:sz w:val="22"/>
+          <w:szCs w:val="22"/>
+        </w:rPr>
+        <w:t xml:space="preserve">The Quality Coordinator audits this policy «quarterly». The audit reviews:</w:t>
       </w:r>
     </w:p>
     <w:p>
@@ -1377,7 +1454,7 @@
           <w:sz w:val="22"/>
           <w:szCs w:val="22"/>
         </w:rPr>
-        <w:t xml:space="preserve">Quality Coordinator</w:t>
+        <w:t xml:space="preserve">Records for a sample of this standard's objective elements, checked against the What-we-do steps.</w:t>
       </w:r>
     </w:p>
     <w:p>
@@ -1394,7 +1471,7 @@
           <w:sz w:val="22"/>
           <w:szCs w:val="22"/>
         </w:rPr>
-        <w:t xml:space="preserve">Audits this policy «quarterly»; holds training acknowledgements.</w:t>
+        <w:t xml:space="preserve">Documentary evidence is on file for each asterisked objective element in the sample.</w:t>
       </w:r>
     </w:p>
     <w:p>
@@ -1411,7 +1488,7 @@
           <w:sz w:val="22"/>
           <w:szCs w:val="22"/>
         </w:rPr>
-        <w:t xml:space="preserve">departmental leaders</w:t>
+        <w:t xml:space="preserve">CORE objective elements show no critical gaps in the sample.</w:t>
       </w:r>
     </w:p>
     <w:p>
@@ -1428,108 +1505,19 @@
           <w:sz w:val="22"/>
           <w:szCs w:val="22"/>
         </w:rPr>
-        <w:t xml:space="preserve">Run the department-level duties this standard names.</w:t>
-      </w:r>
-    </w:p>
-    <w:p>
-      <w:pPr>
-        <w:pStyle w:val="Heading1"/>
-        <w:spacing w:after="120" w:before="280"/>
-      </w:pPr>
-      <w:r>
-        <w:t xml:space="preserve">8. Quality monitoring (RCA → CAPA)</w:t>
-      </w:r>
-    </w:p>
-    <w:p>
-      <w:pPr>
-        <w:spacing w:after="140"/>
-      </w:pPr>
-      <w:r>
-        <w:rPr>
-          <w:sz w:val="22"/>
-          <w:szCs w:val="22"/>
-        </w:rPr>
-        <w:t xml:space="preserve">The Quality Coordinator audits this policy «quarterly».</w:t>
-      </w:r>
-    </w:p>
-    <w:p>
-      <w:pPr>
-        <w:spacing w:after="140"/>
-      </w:pPr>
-      <w:r>
-        <w:rPr>
-          <w:sz w:val="22"/>
-          <w:szCs w:val="22"/>
-        </w:rPr>
-        <w:t xml:space="preserve">What is monitored each quarter:</w:t>
-      </w:r>
-    </w:p>
-    <w:p>
-      <w:pPr>
-        <w:pStyle w:val="ListParagraph"/>
-        <w:numPr>
-          <w:ilvl w:val="0"/>
-          <w:numId w:val="1"/>
-        </w:numPr>
-        <w:spacing w:after="60"/>
-      </w:pPr>
-      <w:r>
-        <w:rPr>
-          <w:sz w:val="22"/>
-          <w:szCs w:val="22"/>
-        </w:rPr>
-        <w:t xml:space="preserve">Sample of records for each OE FMS.3.a–f.</w:t>
-      </w:r>
-    </w:p>
-    <w:p>
-      <w:pPr>
-        <w:pStyle w:val="ListParagraph"/>
-        <w:numPr>
-          <w:ilvl w:val="0"/>
-          <w:numId w:val="1"/>
-        </w:numPr>
-        <w:spacing w:after="60"/>
-      </w:pPr>
-      <w:r>
-        <w:rPr>
-          <w:sz w:val="22"/>
-          <w:szCs w:val="22"/>
-        </w:rPr>
-        <w:t xml:space="preserve">Asterisked elements (adef) have document evidence as required.</w:t>
-      </w:r>
-    </w:p>
-    <w:p>
-      <w:pPr>
-        <w:pStyle w:val="ListParagraph"/>
-        <w:numPr>
-          <w:ilvl w:val="0"/>
-          <w:numId w:val="1"/>
-        </w:numPr>
-        <w:spacing w:after="60"/>
-      </w:pPr>
-      <w:r>
-        <w:rPr>
-          <w:sz w:val="22"/>
-          <w:szCs w:val="22"/>
-        </w:rPr>
-        <w:t xml:space="preserve">CORE elements (e) show no critical gaps in the sample.</w:t>
-      </w:r>
-    </w:p>
-    <w:p>
-      <w:pPr>
-        <w:pStyle w:val="ListParagraph"/>
-        <w:numPr>
-          <w:ilvl w:val="0"/>
-          <w:numId w:val="1"/>
-        </w:numPr>
-        <w:spacing w:after="60"/>
-      </w:pPr>
-      <w:r>
-        <w:rPr>
-          <w:sz w:val="22"/>
-          <w:szCs w:val="22"/>
-        </w:rPr>
         <w:t xml:space="preserve">Stop-work events (if any) are logged with outcome.</w:t>
+      </w:r>
+    </w:p>
+    <w:p>
+      <w:pPr>
+        <w:spacing w:after="140"/>
+      </w:pPr>
+      <w:r>
+        <w:rPr>
+          <w:sz w:val="22"/>
+          <w:szCs w:val="22"/>
+        </w:rPr>
+        <w:t xml:space="preserve">Root-cause analysis is required when a gap found in this audit remains open beyond «90 days».</w:t>
       </w:r>
     </w:p>
     <w:p>
@@ -3185,7 +3173,7 @@
           <w:sz w:val="22"/>
           <w:szCs w:val="22"/>
         </w:rPr>
-        <w:t xml:space="preserve">Records showing FMS.3.a was followed for sampled cases.</w:t>
+        <w:t xml:space="preserve">Written security operational plan naming extra-security areas (operating theatre, ICU/NICU, labour room, emergency) and access rules for staff, patients and visitors.</w:t>
       </w:r>
     </w:p>
     <w:p>
@@ -3202,7 +3190,7 @@
           <w:sz w:val="22"/>
           <w:szCs w:val="22"/>
         </w:rPr>
-        <w:t xml:space="preserve">Written guidance / protocol referenced for this element (where required).</w:t>
+        <w:t xml:space="preserve">Vulnerable-spot control record — closed-circuit television coverage or equivalent for dark areas and long corridors.</w:t>
       </w:r>
     </w:p>
     <w:p>
@@ -3219,7 +3207,16 @@
           <w:sz w:val="22"/>
           <w:szCs w:val="22"/>
         </w:rPr>
-        <w:t xml:space="preserve">Audit sample notes for FMS.3.a reviewed «quarterly».</w:t>
+        <w:t xml:space="preserve">Review or update record of the security plan.</w:t>
+      </w:r>
+    </w:p>
+    <w:p>
+      <w:pPr>
+        <w:pStyle w:val="Heading2"/>
+        <w:spacing w:after="100" w:before="220"/>
+      </w:pPr>
+      <w:r>
+        <w:t xml:space="preserve">FMS.3.b — Patient safety aspects in terms of structural safety of hospitals, especially of critical areas are considered while planning, design and construction of new hospitals and re-planning, assessment and retrofitting of existing hospitals.</w:t>
       </w:r>
     </w:p>
     <w:p>
@@ -3236,16 +3233,7 @@
           <w:sz w:val="22"/>
           <w:szCs w:val="22"/>
         </w:rPr>
-        <w:t xml:space="preserve">Documented evidence specifically required by the asterisked objective element.</w:t>
-      </w:r>
-    </w:p>
-    <w:p>
-      <w:pPr>
-        <w:pStyle w:val="Heading2"/>
-        <w:spacing w:after="100" w:before="220"/>
-      </w:pPr>
-      <w:r>
-        <w:t xml:space="preserve">FMS.3.b — Patient safety aspects in terms of structural safety of hospitals, especially of critical areas are considered while planning, design and construction of new hospitals and re-planning, assessment and retrofitting of existing hospitals.</w:t>
+        <w:t xml:space="preserve">Structural-safety design reference actually applied (for example Indian Seismic Code IS 1893 Part 1) for the specific building project.</w:t>
       </w:r>
     </w:p>
     <w:p>
@@ -3262,7 +3250,7 @@
           <w:sz w:val="22"/>
           <w:szCs w:val="22"/>
         </w:rPr>
-        <w:t xml:space="preserve">Records showing FMS.3.b was followed for sampled cases.</w:t>
+        <w:t xml:space="preserve">Engineering sign-off record for that construction, re-planning or retrofit project.</w:t>
       </w:r>
     </w:p>
     <w:p>
@@ -3279,7 +3267,16 @@
           <w:sz w:val="22"/>
           <w:szCs w:val="22"/>
         </w:rPr>
-        <w:t xml:space="preserve">Written guidance / protocol referenced for this element (where required).</w:t>
+        <w:t xml:space="preserve">Evidence of what was applied to real building work, not a policy statement alone.</w:t>
+      </w:r>
+    </w:p>
+    <w:p>
+      <w:pPr>
+        <w:pStyle w:val="Heading2"/>
+        <w:spacing w:after="100" w:before="220"/>
+      </w:pPr>
+      <w:r>
+        <w:t xml:space="preserve">FMS.3.c — The organisation conducts electrical safety audits for the facility.</w:t>
       </w:r>
     </w:p>
     <w:p>
@@ -3296,16 +3293,7 @@
           <w:sz w:val="22"/>
           <w:szCs w:val="22"/>
         </w:rPr>
-        <w:t xml:space="preserve">Audit sample notes for FMS.3.b reviewed «quarterly».</w:t>
-      </w:r>
-    </w:p>
-    <w:p>
-      <w:pPr>
-        <w:pStyle w:val="Heading2"/>
-        <w:spacing w:after="100" w:before="220"/>
-      </w:pPr>
-      <w:r>
-        <w:t xml:space="preserve">FMS.3.c — The organisation conducts electrical safety audits for the facility.</w:t>
+        <w:t xml:space="preserve">Completed electrical safety audit report, at least annually.</w:t>
       </w:r>
     </w:p>
     <w:p>
@@ -3322,7 +3310,7 @@
           <w:sz w:val="22"/>
           <w:szCs w:val="22"/>
         </w:rPr>
-        <w:t xml:space="preserve">Records showing FMS.3.c was followed for sampled cases.</w:t>
+        <w:t xml:space="preserve">Action-taken record against audit findings.</w:t>
       </w:r>
     </w:p>
     <w:p>
@@ -3339,7 +3327,16 @@
           <w:sz w:val="22"/>
           <w:szCs w:val="22"/>
         </w:rPr>
-        <w:t xml:space="preserve">Written guidance / protocol referenced for this element (where required).</w:t>
+        <w:t xml:space="preserve">Reference to the National Electrical Code or thermal-imaging method used.</w:t>
+      </w:r>
+    </w:p>
+    <w:p>
+      <w:pPr>
+        <w:pStyle w:val="Heading2"/>
+        <w:spacing w:after="100" w:before="220"/>
+      </w:pPr>
+      <w:r>
+        <w:t xml:space="preserve">FMS.3.d — There is a procedure which addresses the identification and disposal of material(s) not in use in the organisation.</w:t>
       </w:r>
     </w:p>
     <w:p>
@@ -3356,16 +3353,7 @@
           <w:sz w:val="22"/>
           <w:szCs w:val="22"/>
         </w:rPr>
-        <w:t xml:space="preserve">Audit sample notes for FMS.3.c reviewed «quarterly».</w:t>
-      </w:r>
-    </w:p>
-    <w:p>
-      <w:pPr>
-        <w:pStyle w:val="Heading2"/>
-        <w:spacing w:after="100" w:before="220"/>
-      </w:pPr>
-      <w:r>
-        <w:t xml:space="preserve">FMS.3.d — There is a procedure which addresses the identification and disposal of material(s) not in use in the organisation.</w:t>
+        <w:t xml:space="preserve">Written procedure for identifying and disposing of material not in use.</w:t>
       </w:r>
     </w:p>
     <w:p>
@@ -3382,7 +3370,7 @@
           <w:sz w:val="22"/>
           <w:szCs w:val="22"/>
         </w:rPr>
-        <w:t xml:space="preserve">Records showing FMS.3.d was followed for sampled cases.</w:t>
+        <w:t xml:space="preserve">Condemnation register listing items, dates and disposal method.</w:t>
       </w:r>
     </w:p>
     <w:p>
@@ -3399,7 +3387,16 @@
           <w:sz w:val="22"/>
           <w:szCs w:val="22"/>
         </w:rPr>
-        <w:t xml:space="preserve">Written guidance / protocol referenced for this element (where required).</w:t>
+        <w:t xml:space="preserve">Engineering In-Charge sign-off on the register.</w:t>
+      </w:r>
+    </w:p>
+    <w:p>
+      <w:pPr>
+        <w:pStyle w:val="Heading2"/>
+        <w:spacing w:after="100" w:before="220"/>
+      </w:pPr>
+      <w:r>
+        <w:t xml:space="preserve">FMS.3.e — Hazardous materials are identified and used safely within the organisation.</w:t>
       </w:r>
     </w:p>
     <w:p>
@@ -3416,7 +3413,7 @@
           <w:sz w:val="22"/>
           <w:szCs w:val="22"/>
         </w:rPr>
-        <w:t xml:space="preserve">Audit sample notes for FMS.3.d reviewed «quarterly».</w:t>
+        <w:t xml:space="preserve">Current hazardous-materials inventory (for example chemicals, blood/cultures, mercury, isotopes, medical gases, LPG, steam, ethylene oxide).</w:t>
       </w:r>
     </w:p>
     <w:p>
@@ -3433,16 +3430,7 @@
           <w:sz w:val="22"/>
           <w:szCs w:val="22"/>
         </w:rPr>
-        <w:t xml:space="preserve">Documented evidence specifically required by the asterisked objective element.</w:t>
-      </w:r>
-    </w:p>
-    <w:p>
-      <w:pPr>
-        <w:pStyle w:val="Heading2"/>
-        <w:spacing w:after="100" w:before="220"/>
-      </w:pPr>
-      <w:r>
-        <w:t xml:space="preserve">FMS.3.e — Hazardous materials are identified and used safely within the organisation.</w:t>
+        <w:t xml:space="preserve">Material Safety Data Sheet on file for each identified material.</w:t>
       </w:r>
     </w:p>
     <w:p>
@@ -3459,7 +3447,16 @@
           <w:sz w:val="22"/>
           <w:szCs w:val="22"/>
         </w:rPr>
-        <w:t xml:space="preserve">Records showing FMS.3.e was followed for sampled cases.</w:t>
+        <w:t xml:space="preserve">Handling, storage, transport and disposal record for a sample of materials.</w:t>
+      </w:r>
+    </w:p>
+    <w:p>
+      <w:pPr>
+        <w:pStyle w:val="Heading2"/>
+        <w:spacing w:after="100" w:before="220"/>
+      </w:pPr>
+      <w:r>
+        <w:t xml:space="preserve">FMS.3.f — The plan for managing spills of hazardous materials is implemented.</w:t>
       </w:r>
     </w:p>
     <w:p>
@@ -3476,7 +3473,7 @@
           <w:sz w:val="22"/>
           <w:szCs w:val="22"/>
         </w:rPr>
-        <w:t xml:space="preserve">Written guidance / protocol referenced for this element (where required).</w:t>
+        <w:t xml:space="preserve">Summarised Material Safety Data Sheet accessible on the floor where the material is stored.</w:t>
       </w:r>
     </w:p>
     <w:p>
@@ -3493,7 +3490,7 @@
           <w:sz w:val="22"/>
           <w:szCs w:val="22"/>
         </w:rPr>
-        <w:t xml:space="preserve">Audit sample notes for FMS.3.e reviewed «quarterly».</w:t>
+        <w:t xml:space="preserve">Hazardous-materials spill-kit inventory and location log.</w:t>
       </w:r>
     </w:p>
     <w:p>
@@ -3510,101 +3507,7 @@
           <w:sz w:val="22"/>
           <w:szCs w:val="22"/>
         </w:rPr>
-        <w:t xml:space="preserve">Documented evidence specifically required by the asterisked objective element.</w:t>
-      </w:r>
-    </w:p>
-    <w:p>
-      <w:pPr>
-        <w:pStyle w:val="ListParagraph"/>
-        <w:numPr>
-          <w:ilvl w:val="0"/>
-          <w:numId w:val="1"/>
-        </w:numPr>
-        <w:spacing w:after="60"/>
-      </w:pPr>
-      <w:r>
-        <w:rPr>
-          <w:sz w:val="22"/>
-          <w:szCs w:val="22"/>
-        </w:rPr>
-        <w:t xml:space="preserve">CORE-element sample with no critical gaps in the quarter under review.</w:t>
-      </w:r>
-    </w:p>
-    <w:p>
-      <w:pPr>
-        <w:pStyle w:val="Heading2"/>
-        <w:spacing w:after="100" w:before="220"/>
-      </w:pPr>
-      <w:r>
-        <w:t xml:space="preserve">FMS.3.f — The plan for managing spills of hazardous materials is implemented.</w:t>
-      </w:r>
-    </w:p>
-    <w:p>
-      <w:pPr>
-        <w:pStyle w:val="ListParagraph"/>
-        <w:numPr>
-          <w:ilvl w:val="0"/>
-          <w:numId w:val="1"/>
-        </w:numPr>
-        <w:spacing w:after="60"/>
-      </w:pPr>
-      <w:r>
-        <w:rPr>
-          <w:sz w:val="22"/>
-          <w:szCs w:val="22"/>
-        </w:rPr>
-        <w:t xml:space="preserve">Records showing FMS.3.f was followed for sampled cases.</w:t>
-      </w:r>
-    </w:p>
-    <w:p>
-      <w:pPr>
-        <w:pStyle w:val="ListParagraph"/>
-        <w:numPr>
-          <w:ilvl w:val="0"/>
-          <w:numId w:val="1"/>
-        </w:numPr>
-        <w:spacing w:after="60"/>
-      </w:pPr>
-      <w:r>
-        <w:rPr>
-          <w:sz w:val="22"/>
-          <w:szCs w:val="22"/>
-        </w:rPr>
-        <w:t xml:space="preserve">Written guidance / protocol referenced for this element (where required).</w:t>
-      </w:r>
-    </w:p>
-    <w:p>
-      <w:pPr>
-        <w:pStyle w:val="ListParagraph"/>
-        <w:numPr>
-          <w:ilvl w:val="0"/>
-          <w:numId w:val="1"/>
-        </w:numPr>
-        <w:spacing w:after="60"/>
-      </w:pPr>
-      <w:r>
-        <w:rPr>
-          <w:sz w:val="22"/>
-          <w:szCs w:val="22"/>
-        </w:rPr>
-        <w:t xml:space="preserve">Audit sample notes for FMS.3.f reviewed «quarterly».</w:t>
-      </w:r>
-    </w:p>
-    <w:p>
-      <w:pPr>
-        <w:pStyle w:val="ListParagraph"/>
-        <w:numPr>
-          <w:ilvl w:val="0"/>
-          <w:numId w:val="1"/>
-        </w:numPr>
-        <w:spacing w:after="60"/>
-      </w:pPr>
-      <w:r>
-        <w:rPr>
-          <w:sz w:val="22"/>
-          <w:szCs w:val="22"/>
-        </w:rPr>
-        <w:t xml:space="preserve">Documented evidence specifically required by the asterisked objective element.</w:t>
+        <w:t xml:space="preserve">Training record for staff handling that material.</w:t>
       </w:r>
     </w:p>
     <w:p>

--- a/policies/build/masters_hco/HCO.FMS.3_v2_master.docx
+++ b/policies/build/masters_hco/HCO.FMS.3_v2_master.docx
@@ -692,7 +692,7 @@
           <w:sz w:val="22"/>
           <w:szCs w:val="22"/>
         </w:rPr>
-        <w:t xml:space="preserve">It covers objective elements FMS.3.a–f (6 elements).</w:t>
+        <w:t xml:space="preserve">This policy covers all 6 requirements under this standard, listed in detail below.</w:t>
       </w:r>
     </w:p>
     <w:p>
@@ -716,7 +716,7 @@
           <w:sz w:val="22"/>
           <w:szCs w:val="22"/>
         </w:rPr>
-        <w:t xml:space="preserve">This policy owns FMS.3. Related AAC, COP, MOM, PRE, IPC, PSQ and ROM duties stay with those policies — cross-reference only. Other FMS standards stay with their own policies.</w:t>
+        <w:t xml:space="preserve">This policy covers safety of patients, families, staff and visitors specifically. Related duties — like patient assessment, clinical care, medication management, patient rights, infection control, quality and safety monitoring, or hospital governance — are covered in the hospital's other policies, not repeated here. Other FMS standards stay with their own policies.</w:t>
       </w:r>
     </w:p>
     <w:p>
@@ -761,19 +761,19 @@
           <w:sz w:val="22"/>
           <w:szCs w:val="22"/>
         </w:rPr>
-        <w:t xml:space="preserve">It covers 6 objective elements (FMS.3.a, FMS.3.b, FMS.3.c, FMS.3.d, FMS.3.e, FMS.3.f).</w:t>
-      </w:r>
-    </w:p>
-    <w:p>
-      <w:pPr>
-        <w:spacing w:after="140"/>
-      </w:pPr>
-      <w:r>
-        <w:rPr>
-          <w:sz w:val="22"/>
-          <w:szCs w:val="22"/>
-        </w:rPr>
-        <w:t xml:space="preserve">Boundaries: do not overwrite HCO AAC, COP, MOM, PRE, IPC, PSQ or ROM policies. Spell out abbreviations on first use in training materials. OE counts/levels/asterisks stay with the official portal Standards PDF. Method notes come from the Guidebook Interpretation paragraphs (scanned PDF md5 2c4489ee98de4ae9b49cba168ea9f42a).</w:t>
+        <w:t xml:space="preserve">This policy covers all 6 requirements under this standard, listed in detail below.</w:t>
+      </w:r>
+    </w:p>
+    <w:p>
+      <w:pPr>
+        <w:spacing w:after="140"/>
+      </w:pPr>
+      <w:r>
+        <w:rPr>
+          <w:sz w:val="22"/>
+          <w:szCs w:val="22"/>
+        </w:rPr>
+        <w:t xml:space="preserve">This policy covers safety of patients, families, staff and visitors specifically. Related duties — like patient assessment, clinical care, medication management, patient rights, infection control, quality and safety monitoring, or hospital governance — are covered in the hospital's other policies, not repeated here. Spell out abbreviations on first use in training materials. OE counts/levels/asterisks stay with the official portal Standards PDF. Method notes come from the Guidebook Interpretation paragraphs (scanned PDF md5 2c4489ee98de4ae9b49cba168ea9f42a).</w:t>
       </w:r>
     </w:p>
     <w:p>
